--- a/tests/uat/oxmathproblems/oxmathproblems-results/oxmathproblems.docx
+++ b/tests/uat/oxmathproblems/oxmathproblems-results/oxmathproblems.docx
@@ -5,6 +5,41 @@
     <w:p>
       <w:pPr>
         <w:pStyle w:val="Normal"/>
+        <w:jc w:val="center"/>
+      </w:pPr>
+      <w:r>
+        <w:rPr>
+          <w:b/>
+          <w:sz w:val="29"/>
+          <w:szCs w:val="29"/>
+        </w:rPr>
+        <w:t xml:space="preserve">Impossible Maths I</w:t>
+      </w:r>
+      <w:r>
+        <w:br/>
+      </w:r>
+      <w:r>
+        <w:t xml:space="preserve">Sheet 3 — MT18</w:t>
+      </w:r>
+      <w:r>
+        <w:br/>
+      </w:r>
+      <w:r>
+        <w:t xml:space="preserve">First topic questions</w:t>
+      </w:r>
+    </w:p>
+    <w:p>
+      <w:pPr>
+        <w:pStyle w:val="Normal"/>
+        <w:numPr>
+          <w:ilvl w:val="0"/>
+          <w:numId w:val="2"/>
+        </w:numPr>
+      </w:pPr>
+    </w:p>
+    <w:p>
+      <w:pPr>
+        <w:pStyle w:val="Normal"/>
         <w:numPr>
           <w:ilvl w:val="1"/>
           <w:numId w:val="2"/>
@@ -448,6 +483,18 @@
           <m:t xml:space="preserve">⊕</m:t>
         </m:r>
         <m:r>
+          <m:rPr>
+            <m:nor/>
+          </m:rPr>
+          <m:t xml:space="preserve">i</m:t>
+        </m:r>
+        <m:r>
+          <m:rPr>
+            <m:nor/>
+          </m:rPr>
+          <m:t xml:space="preserve">m</m:t>
+        </m:r>
+        <m:r>
           <m:t xml:space="preserve">T</m:t>
         </m:r>
       </m:oMath>
@@ -465,6 +512,18 @@
           <m:t xml:space="preserve">↾</m:t>
         </m:r>
         <m:r>
+          <m:rPr>
+            <m:nor/>
+          </m:rPr>
+          <m:t xml:space="preserve">i</m:t>
+        </m:r>
+        <m:r>
+          <m:rPr>
+            <m:nor/>
+          </m:rPr>
+          <m:t xml:space="preserve">m</m:t>
+        </m:r>
+        <m:r>
           <m:t xml:space="preserve">T</m:t>
         </m:r>
       </m:oMath>
@@ -481,6 +540,18 @@
       </w:r>
       <m:oMath>
         <m:r>
+          <m:rPr>
+            <m:nor/>
+          </m:rPr>
+          <m:t xml:space="preserve">i</m:t>
+        </m:r>
+        <m:r>
+          <m:rPr>
+            <m:nor/>
+          </m:rPr>
+          <m:t xml:space="preserve">m</m:t>
+        </m:r>
+        <m:r>
           <m:t xml:space="preserve">T</m:t>
         </m:r>
       </m:oMath>
@@ -488,6 +559,18 @@
         <w:t xml:space="preserve"> is a bijection from </w:t>
       </w:r>
       <m:oMath>
+        <m:r>
+          <m:rPr>
+            <m:nor/>
+          </m:rPr>
+          <m:t xml:space="preserve">i</m:t>
+        </m:r>
+        <m:r>
+          <m:rPr>
+            <m:nor/>
+          </m:rPr>
+          <m:t xml:space="preserve">m</m:t>
+        </m:r>
         <m:r>
           <m:t xml:space="preserve">T</m:t>
         </m:r>
@@ -532,7 +615,86 @@
         <w:rPr>
           <w:i/>
         </w:rPr>
-        <w:t xml:space="preserve">\/</w:t>
+        <w:t xml:space="preserve"> </w:t>
+      </w:r>
+      <m:oMath>
+        <m:r>
+          <m:t xml:space="preserve">V</m:t>
+        </m:r>
+      </m:oMath>
+      <w:r>
+        <w:rPr>
+          <w:i/>
+        </w:rPr>
+        <w:t xml:space="preserve"> and </w:t>
+      </w:r>
+      <m:oMath>
+        <m:r>
+          <m:t xml:space="preserve">W</m:t>
+        </m:r>
+      </m:oMath>
+      <w:r>
+        <w:rPr>
+          <w:i/>
+        </w:rPr>
+        <w:t xml:space="preserve"> are vector spaces, </w:t>
+      </w:r>
+      <m:oMath>
+        <m:r>
+          <m:t xml:space="preserve">T</m:t>
+        </m:r>
+        <m:r>
+          <m:rPr>
+            <m:nor/>
+          </m:rPr>
+          <m:t xml:space="preserve">:</m:t>
+        </m:r>
+        <m:r>
+          <m:t xml:space="preserve">V</m:t>
+        </m:r>
+        <m:r>
+          <m:rPr>
+            <m:nor/>
+          </m:rPr>
+          <m:t xml:space="preserve">→</m:t>
+        </m:r>
+        <m:r>
+          <m:t xml:space="preserve">W</m:t>
+        </m:r>
+      </m:oMath>
+      <w:r>
+        <w:rPr>
+          <w:i/>
+        </w:rPr>
+        <w:t xml:space="preserve"> is a linear transformation, and </w:t>
+      </w:r>
+      <m:oMath>
+        <m:r>
+          <m:t xml:space="preserve">U</m:t>
+        </m:r>
+      </m:oMath>
+      <w:r>
+        <w:rPr>
+          <w:i/>
+        </w:rPr>
+        <w:t xml:space="preserve"> is a subspace of </w:t>
+      </w:r>
+      <m:oMath>
+        <m:r>
+          <m:t xml:space="preserve">V</m:t>
+        </m:r>
+      </m:oMath>
+      <w:r>
+        <w:rPr>
+          <w:i/>
+        </w:rPr>
+        <w:t xml:space="preserve">, then we define the </w:t>
+      </w:r>
+      <w:r>
+        <w:rPr>
+          <w:i/>
+        </w:rPr>
+        <w:t xml:space="preserve">restriction</w:t>
       </w:r>
       <w:r>
         <w:rPr>
@@ -542,91 +704,6 @@
       </w:r>
       <m:oMath>
         <m:r>
-          <m:t xml:space="preserve">V</m:t>
-        </m:r>
-      </m:oMath>
-      <w:r>
-        <w:rPr>
-          <w:i/>
-        </w:rPr>
-        <w:t xml:space="preserve"> and </w:t>
-      </w:r>
-      <m:oMath>
-        <m:r>
-          <m:t xml:space="preserve">W</m:t>
-        </m:r>
-      </m:oMath>
-      <w:r>
-        <w:rPr>
-          <w:i/>
-        </w:rPr>
-        <w:t xml:space="preserve"> are vector spaces, </w:t>
-      </w:r>
-      <m:oMath>
-        <m:r>
-          <m:t xml:space="preserve">T</m:t>
-        </m:r>
-        <m:r>
-          <m:rPr>
-            <m:nor/>
-          </m:rPr>
-          <m:t xml:space="preserve">:</m:t>
-        </m:r>
-        <m:r>
-          <m:t xml:space="preserve">V</m:t>
-        </m:r>
-        <m:r>
-          <m:rPr>
-            <m:nor/>
-          </m:rPr>
-          <m:t xml:space="preserve">→</m:t>
-        </m:r>
-        <m:r>
-          <m:t xml:space="preserve">W</m:t>
-        </m:r>
-      </m:oMath>
-      <w:r>
-        <w:rPr>
-          <w:i/>
-        </w:rPr>
-        <w:t xml:space="preserve"> is a linear transformation, and </w:t>
-      </w:r>
-      <m:oMath>
-        <m:r>
-          <m:t xml:space="preserve">U</m:t>
-        </m:r>
-      </m:oMath>
-      <w:r>
-        <w:rPr>
-          <w:i/>
-        </w:rPr>
-        <w:t xml:space="preserve"> is a subspace of </w:t>
-      </w:r>
-      <m:oMath>
-        <m:r>
-          <m:t xml:space="preserve">V</m:t>
-        </m:r>
-      </m:oMath>
-      <w:r>
-        <w:rPr>
-          <w:i/>
-        </w:rPr>
-        <w:t xml:space="preserve">, then we define the </w:t>
-      </w:r>
-      <w:r>
-        <w:rPr>
-          <w:i/>
-        </w:rPr>
-        <w:t xml:space="preserve">restriction</w:t>
-      </w:r>
-      <w:r>
-        <w:rPr>
-          <w:i/>
-        </w:rPr>
-        <w:t xml:space="preserve"> </w:t>
-      </w:r>
-      <m:oMath>
-        <m:r>
           <m:t xml:space="preserve">T</m:t>
         </m:r>
         <m:r>
@@ -792,9 +869,6 @@
           <w:numId w:val="2"/>
         </w:numPr>
       </w:pPr>
-      <w:r>
-        <w:t xml:space="preserve">The solution would go here</w:t>
-      </w:r>
     </w:p>
     <w:p>
       <w:pPr>
@@ -853,15 +927,324 @@
       <w:pPr>
         <w:pStyle w:val="Normal"/>
       </w:pPr>
-      <w:r>
-        <w:rPr>
-          <w:i/>
-        </w:rPr>
-        <w:t xml:space="preserve">\[\centerline{\hbox{\vbox{\openup1.5\jot\halign{\hss$\displaystyle{}\ #\
-          {}$\hss&amp;&amp; \hss$\displaystyle {}\ #\ {}$\hss\cr x&amp;+2y&amp;-3z&amp;=&amp;5\cr
-          x&amp;-2y&amp;-5z&amp;=&amp;7\cr 2x&amp;+8y&amp;+(-\lambda-6)z&amp;=&amp;8\cr
-          x&amp;-2y&amp;+(\lambda-3)z&amp;=&amp;\lambda^2+3\cr }}}}\]</w:t>
-      </w:r>
+      <m:oMathPara>
+        <m:oMath>
+          <m:m>
+            <m:mr>
+              <m:e>
+                <m:r>
+                  <m:t xml:space="preserve">x</m:t>
+                </m:r>
+              </m:e>
+              <m:e>
+                <m:r>
+                  <m:rPr>
+                    <m:nor/>
+                  </m:rPr>
+                  <m:t xml:space="preserve">+</m:t>
+                </m:r>
+                <m:r>
+                  <m:rPr>
+                    <m:nor/>
+                  </m:rPr>
+                  <m:t xml:space="preserve">2</m:t>
+                </m:r>
+                <m:r>
+                  <m:t xml:space="preserve">y</m:t>
+                </m:r>
+              </m:e>
+              <m:e>
+                <m:r>
+                  <m:rPr>
+                    <m:nor/>
+                  </m:rPr>
+                  <m:t xml:space="preserve">-</m:t>
+                </m:r>
+                <m:r>
+                  <m:rPr>
+                    <m:nor/>
+                  </m:rPr>
+                  <m:t xml:space="preserve">3</m:t>
+                </m:r>
+                <m:r>
+                  <m:t xml:space="preserve">z</m:t>
+                </m:r>
+              </m:e>
+              <m:e>
+                <m:r>
+                  <m:rPr>
+                    <m:nor/>
+                  </m:rPr>
+                  <m:t xml:space="preserve">=</m:t>
+                </m:r>
+              </m:e>
+              <m:e>
+                <m:r>
+                  <m:rPr>
+                    <m:nor/>
+                  </m:rPr>
+                  <m:t xml:space="preserve">5</m:t>
+                </m:r>
+              </m:e>
+            </m:mr>
+            <m:mr>
+              <m:e>
+                <m:r>
+                  <m:t xml:space="preserve">x</m:t>
+                </m:r>
+              </m:e>
+              <m:e>
+                <m:r>
+                  <m:rPr>
+                    <m:nor/>
+                  </m:rPr>
+                  <m:t xml:space="preserve">-</m:t>
+                </m:r>
+                <m:r>
+                  <m:rPr>
+                    <m:nor/>
+                  </m:rPr>
+                  <m:t xml:space="preserve">2</m:t>
+                </m:r>
+                <m:r>
+                  <m:t xml:space="preserve">y</m:t>
+                </m:r>
+              </m:e>
+              <m:e>
+                <m:r>
+                  <m:rPr>
+                    <m:nor/>
+                  </m:rPr>
+                  <m:t xml:space="preserve">-</m:t>
+                </m:r>
+                <m:r>
+                  <m:rPr>
+                    <m:nor/>
+                  </m:rPr>
+                  <m:t xml:space="preserve">5</m:t>
+                </m:r>
+                <m:r>
+                  <m:t xml:space="preserve">z</m:t>
+                </m:r>
+              </m:e>
+              <m:e>
+                <m:r>
+                  <m:rPr>
+                    <m:nor/>
+                  </m:rPr>
+                  <m:t xml:space="preserve">=</m:t>
+                </m:r>
+              </m:e>
+              <m:e>
+                <m:r>
+                  <m:rPr>
+                    <m:nor/>
+                  </m:rPr>
+                  <m:t xml:space="preserve">7</m:t>
+                </m:r>
+              </m:e>
+            </m:mr>
+            <m:mr>
+              <m:e>
+                <m:r>
+                  <m:rPr>
+                    <m:nor/>
+                  </m:rPr>
+                  <m:t xml:space="preserve">2</m:t>
+                </m:r>
+                <m:r>
+                  <m:t xml:space="preserve">x</m:t>
+                </m:r>
+              </m:e>
+              <m:e>
+                <m:r>
+                  <m:rPr>
+                    <m:nor/>
+                  </m:rPr>
+                  <m:t xml:space="preserve">+</m:t>
+                </m:r>
+                <m:r>
+                  <m:rPr>
+                    <m:nor/>
+                  </m:rPr>
+                  <m:t xml:space="preserve">8</m:t>
+                </m:r>
+                <m:r>
+                  <m:t xml:space="preserve">y</m:t>
+                </m:r>
+              </m:e>
+              <m:e>
+                <m:r>
+                  <m:rPr>
+                    <m:nor/>
+                  </m:rPr>
+                  <m:t xml:space="preserve">+</m:t>
+                </m:r>
+                <m:r>
+                  <m:rPr>
+                    <m:nor/>
+                  </m:rPr>
+                  <m:t xml:space="preserve">(</m:t>
+                </m:r>
+                <m:r>
+                  <m:rPr>
+                    <m:nor/>
+                  </m:rPr>
+                  <m:t xml:space="preserve">-</m:t>
+                </m:r>
+                <m:r>
+                  <m:rPr>
+                    <m:nor/>
+                  </m:rPr>
+                  <m:t xml:space="preserve">λ</m:t>
+                </m:r>
+                <m:r>
+                  <m:rPr>
+                    <m:nor/>
+                  </m:rPr>
+                  <m:t xml:space="preserve">-</m:t>
+                </m:r>
+                <m:r>
+                  <m:rPr>
+                    <m:nor/>
+                  </m:rPr>
+                  <m:t xml:space="preserve">6</m:t>
+                </m:r>
+                <m:r>
+                  <m:rPr>
+                    <m:nor/>
+                  </m:rPr>
+                  <m:t xml:space="preserve">)</m:t>
+                </m:r>
+                <m:r>
+                  <m:t xml:space="preserve">z</m:t>
+                </m:r>
+              </m:e>
+              <m:e>
+                <m:r>
+                  <m:rPr>
+                    <m:nor/>
+                  </m:rPr>
+                  <m:t xml:space="preserve">=</m:t>
+                </m:r>
+              </m:e>
+              <m:e>
+                <m:r>
+                  <m:rPr>
+                    <m:nor/>
+                  </m:rPr>
+                  <m:t xml:space="preserve">8</m:t>
+                </m:r>
+              </m:e>
+            </m:mr>
+            <m:mr>
+              <m:e>
+                <m:r>
+                  <m:t xml:space="preserve">x</m:t>
+                </m:r>
+              </m:e>
+              <m:e>
+                <m:r>
+                  <m:rPr>
+                    <m:nor/>
+                  </m:rPr>
+                  <m:t xml:space="preserve">-</m:t>
+                </m:r>
+                <m:r>
+                  <m:rPr>
+                    <m:nor/>
+                  </m:rPr>
+                  <m:t xml:space="preserve">2</m:t>
+                </m:r>
+                <m:r>
+                  <m:t xml:space="preserve">y</m:t>
+                </m:r>
+              </m:e>
+              <m:e>
+                <m:r>
+                  <m:rPr>
+                    <m:nor/>
+                  </m:rPr>
+                  <m:t xml:space="preserve">+</m:t>
+                </m:r>
+                <m:r>
+                  <m:rPr>
+                    <m:nor/>
+                  </m:rPr>
+                  <m:t xml:space="preserve">(</m:t>
+                </m:r>
+                <m:r>
+                  <m:rPr>
+                    <m:nor/>
+                  </m:rPr>
+                  <m:t xml:space="preserve">λ</m:t>
+                </m:r>
+                <m:r>
+                  <m:rPr>
+                    <m:nor/>
+                  </m:rPr>
+                  <m:t xml:space="preserve">-</m:t>
+                </m:r>
+                <m:r>
+                  <m:rPr>
+                    <m:nor/>
+                  </m:rPr>
+                  <m:t xml:space="preserve">3</m:t>
+                </m:r>
+                <m:r>
+                  <m:rPr>
+                    <m:nor/>
+                  </m:rPr>
+                  <m:t xml:space="preserve">)</m:t>
+                </m:r>
+                <m:r>
+                  <m:t xml:space="preserve">z</m:t>
+                </m:r>
+              </m:e>
+              <m:e>
+                <m:r>
+                  <m:rPr>
+                    <m:nor/>
+                  </m:rPr>
+                  <m:t xml:space="preserve">=</m:t>
+                </m:r>
+              </m:e>
+              <m:e>
+                <m:sSup>
+                  <m:e>
+                    <m:r>
+                      <m:rPr>
+                        <m:nor/>
+                      </m:rPr>
+                      <m:t xml:space="preserve">λ</m:t>
+                    </m:r>
+                  </m:e>
+                  <m:sup>
+                    <m:r>
+                      <m:rPr>
+                        <m:nor/>
+                      </m:rPr>
+                      <m:t xml:space="preserve">2</m:t>
+                    </m:r>
+                  </m:sup>
+                </m:sSup>
+                <m:r>
+                  <m:rPr>
+                    <m:nor/>
+                  </m:rPr>
+                  <m:t xml:space="preserve">+</m:t>
+                </m:r>
+                <m:r>
+                  <m:rPr>
+                    <m:nor/>
+                  </m:rPr>
+                  <m:t xml:space="preserve">3</m:t>
+                </m:r>
+              </m:e>
+            </m:mr>
+          </m:m>
+        </m:oMath>
+      </m:oMathPara>
     </w:p>
     <w:p>
       <w:pPr>
@@ -871,9 +1254,15 @@
           <w:numId w:val="2"/>
         </w:numPr>
       </w:pPr>
-      <w:r>
-        <w:t xml:space="preserve">The solution would go here</w:t>
-      </w:r>
+    </w:p>
+    <w:p>
+      <w:pPr>
+        <w:pStyle w:val="Normal"/>
+        <w:numPr>
+          <w:ilvl w:val="1"/>
+          <w:numId w:val="2"/>
+        </w:numPr>
+      </w:pPr>
     </w:p>
     <w:p>
       <w:pPr>
@@ -1361,27 +1750,6 @@
       <w:pPr>
         <w:pStyle w:val="Normal"/>
         <w:numPr>
-          <w:ilvl w:val="1"/>
-          <w:numId w:val="2"/>
-        </w:numPr>
-      </w:pPr>
-    </w:p>
-    <w:p>
-      <w:pPr>
-        <w:pStyle w:val="Normal"/>
-        <w:numPr>
-          <w:ilvl w:val="0"/>
-          <w:numId w:val="2"/>
-        </w:numPr>
-      </w:pPr>
-      <w:r>
-        <w:t xml:space="preserve">The solution would go here</w:t>
-      </w:r>
-    </w:p>
-    <w:p>
-      <w:pPr>
-        <w:pStyle w:val="Normal"/>
-        <w:numPr>
           <w:ilvl w:val="0"/>
           <w:numId w:val="2"/>
         </w:numPr>
@@ -1452,90 +1820,10 @@
       <w:pPr>
         <w:pStyle w:val="Normal"/>
         <w:numPr>
-          <w:ilvl w:val="2"/>
+          <w:ilvl w:val="1"/>
           <w:numId w:val="2"/>
         </w:numPr>
       </w:pPr>
-      <w:r>
-        <w:t xml:space="preserve">Prove that </w:t>
-      </w:r>
-      <m:oMath>
-        <m:r>
-          <m:rPr>
-            <m:sty m:val="b"/>
-          </m:rPr>
-          <m:t xml:space="preserve">u</m:t>
-        </m:r>
-      </m:oMath>
-      <w:r>
-        <w:t xml:space="preserve">, </w:t>
-      </w:r>
-      <m:oMath>
-        <m:r>
-          <m:rPr>
-            <m:sty m:val="b"/>
-          </m:rPr>
-          <m:t xml:space="preserve">v</m:t>
-        </m:r>
-      </m:oMath>
-      <w:r>
-        <w:t xml:space="preserve"> and </w:t>
-      </w:r>
-      <m:oMath>
-        <m:r>
-          <m:rPr>
-            <m:sty m:val="b"/>
-          </m:rPr>
-          <m:t xml:space="preserve">w</m:t>
-        </m:r>
-      </m:oMath>
-      <w:r>
-        <w:t xml:space="preserve"> are linearly independent if and only if </w:t>
-      </w:r>
-      <m:oMath>
-        <m:r>
-          <m:t xml:space="preserve">𝐮</m:t>
-        </m:r>
-        <m:r>
-          <m:rPr>
-            <m:nor/>
-          </m:rPr>
-          <m:t xml:space="preserve">.</m:t>
-        </m:r>
-        <m:r>
-          <m:rPr>
-            <m:nor/>
-          </m:rPr>
-          <m:t xml:space="preserve">(</m:t>
-        </m:r>
-        <m:r>
-          <m:t xml:space="preserve">𝐯</m:t>
-        </m:r>
-        <m:r>
-          <m:t xml:space="preserve">𝐰</m:t>
-        </m:r>
-        <m:r>
-          <m:rPr>
-            <m:nor/>
-          </m:rPr>
-          <m:t xml:space="preserve">)</m:t>
-        </m:r>
-        <m:r>
-          <m:rPr>
-            <m:nor/>
-          </m:rPr>
-          <m:t xml:space="preserve">≠</m:t>
-        </m:r>
-        <m:r>
-          <m:rPr>
-            <m:nor/>
-          </m:rPr>
-          <m:t xml:space="preserve">0</m:t>
-        </m:r>
-      </m:oMath>
-      <w:r>
-        <w:t xml:space="preserve">.</w:t>
-      </w:r>
     </w:p>
     <w:p>
       <w:pPr>
@@ -1546,6 +1834,111 @@
         </w:numPr>
       </w:pPr>
       <w:r>
+        <w:t xml:space="preserve">Prove that </w:t>
+      </w:r>
+      <m:oMath>
+        <m:r>
+          <m:rPr>
+            <m:sty m:val="b"/>
+          </m:rPr>
+          <m:t xml:space="preserve">u</m:t>
+        </m:r>
+      </m:oMath>
+      <w:r>
+        <w:t xml:space="preserve">, </w:t>
+      </w:r>
+      <m:oMath>
+        <m:r>
+          <m:rPr>
+            <m:sty m:val="b"/>
+          </m:rPr>
+          <m:t xml:space="preserve">v</m:t>
+        </m:r>
+      </m:oMath>
+      <w:r>
+        <w:t xml:space="preserve"> and </w:t>
+      </w:r>
+      <m:oMath>
+        <m:r>
+          <m:rPr>
+            <m:sty m:val="b"/>
+          </m:rPr>
+          <m:t xml:space="preserve">w</m:t>
+        </m:r>
+      </m:oMath>
+      <w:r>
+        <w:t xml:space="preserve"> are linearly independent if and only if </w:t>
+      </w:r>
+      <m:oMath>
+        <m:r>
+          <m:rPr>
+            <m:sty m:val="b"/>
+          </m:rPr>
+          <m:t xml:space="preserve">u</m:t>
+        </m:r>
+        <m:r>
+          <m:rPr>
+            <m:nor/>
+          </m:rPr>
+          <m:t xml:space="preserve">.</m:t>
+        </m:r>
+        <m:r>
+          <m:rPr>
+            <m:nor/>
+          </m:rPr>
+          <m:t xml:space="preserve">(</m:t>
+        </m:r>
+        <m:r>
+          <m:rPr>
+            <m:sty m:val="b"/>
+          </m:rPr>
+          <m:t xml:space="preserve">v</m:t>
+        </m:r>
+        <m:r>
+          <m:rPr>
+            <m:nor/>
+          </m:rPr>
+          <m:t xml:space="preserve">∧</m:t>
+        </m:r>
+        <m:r>
+          <m:rPr>
+            <m:sty m:val="b"/>
+          </m:rPr>
+          <m:t xml:space="preserve">w</m:t>
+        </m:r>
+        <m:r>
+          <m:rPr>
+            <m:nor/>
+          </m:rPr>
+          <m:t xml:space="preserve">)</m:t>
+        </m:r>
+        <m:r>
+          <m:rPr>
+            <m:nor/>
+          </m:rPr>
+          <m:t xml:space="preserve">≠</m:t>
+        </m:r>
+        <m:r>
+          <m:rPr>
+            <m:nor/>
+            <m:sty m:val="b"/>
+          </m:rPr>
+          <m:t xml:space="preserve">0</m:t>
+        </m:r>
+      </m:oMath>
+      <w:r>
+        <w:t xml:space="preserve">.</w:t>
+      </w:r>
+    </w:p>
+    <w:p>
+      <w:pPr>
+        <w:pStyle w:val="Normal"/>
+        <w:numPr>
+          <w:ilvl w:val="2"/>
+          <w:numId w:val="2"/>
+        </w:numPr>
+      </w:pPr>
+      <w:r>
         <w:t xml:space="preserve">Establish the identity</w:t>
       </w:r>
     </w:p>
@@ -1556,7 +1949,16 @@
       <m:oMathPara>
         <m:oMath>
           <m:r>
-            <m:t xml:space="preserve">𝐮</m:t>
+            <m:rPr>
+              <m:sty m:val="b"/>
+            </m:rPr>
+            <m:t xml:space="preserve">u</m:t>
+          </m:r>
+          <m:r>
+            <m:rPr>
+              <m:nor/>
+            </m:rPr>
+            <m:t xml:space="preserve">∧</m:t>
           </m:r>
           <m:r>
             <m:rPr>
@@ -1565,10 +1967,22 @@
             <m:t xml:space="preserve">(</m:t>
           </m:r>
           <m:r>
-            <m:t xml:space="preserve">𝐰</m:t>
-          </m:r>
-          <m:r>
-            <m:t xml:space="preserve">𝐯</m:t>
+            <m:rPr>
+              <m:sty m:val="b"/>
+            </m:rPr>
+            <m:t xml:space="preserve">w</m:t>
+          </m:r>
+          <m:r>
+            <m:rPr>
+              <m:nor/>
+            </m:rPr>
+            <m:t xml:space="preserve">∧</m:t>
+          </m:r>
+          <m:r>
+            <m:rPr>
+              <m:sty m:val="b"/>
+            </m:rPr>
+            <m:t xml:space="preserve">v</m:t>
           </m:r>
           <m:r>
             <m:rPr>
@@ -1589,7 +2003,10 @@
             <m:t xml:space="preserve">(</m:t>
           </m:r>
           <m:r>
-            <m:t xml:space="preserve">𝐮</m:t>
+            <m:rPr>
+              <m:sty m:val="b"/>
+            </m:rPr>
+            <m:t xml:space="preserve">u</m:t>
           </m:r>
           <m:r>
             <m:rPr>
@@ -1598,7 +2015,10 @@
             <m:t xml:space="preserve">.</m:t>
           </m:r>
           <m:r>
-            <m:t xml:space="preserve">𝐯</m:t>
+            <m:rPr>
+              <m:sty m:val="b"/>
+            </m:rPr>
+            <m:t xml:space="preserve">v</m:t>
           </m:r>
           <m:r>
             <m:rPr>
@@ -1607,13 +2027,16 @@
             <m:t xml:space="preserve">)</m:t>
           </m:r>
           <m:r>
-            <m:t xml:space="preserve">𝐰</m:t>
-          </m:r>
-          <m:r>
-            <m:rPr>
-              <m:nor/>
-            </m:rPr>
-            <m:t xml:space="preserve">−</m:t>
+            <m:rPr>
+              <m:sty m:val="b"/>
+            </m:rPr>
+            <m:t xml:space="preserve">w</m:t>
+          </m:r>
+          <m:r>
+            <m:rPr>
+              <m:nor/>
+            </m:rPr>
+            <m:t xml:space="preserve">-</m:t>
           </m:r>
           <m:r>
             <m:rPr>
@@ -1622,7 +2045,10 @@
             <m:t xml:space="preserve">(</m:t>
           </m:r>
           <m:r>
-            <m:t xml:space="preserve">𝐮</m:t>
+            <m:rPr>
+              <m:sty m:val="b"/>
+            </m:rPr>
+            <m:t xml:space="preserve">u</m:t>
           </m:r>
           <m:r>
             <m:rPr>
@@ -1631,7 +2057,10 @@
             <m:t xml:space="preserve">.</m:t>
           </m:r>
           <m:r>
-            <m:t xml:space="preserve">𝐰</m:t>
+            <m:rPr>
+              <m:sty m:val="b"/>
+            </m:rPr>
+            <m:t xml:space="preserve">w</m:t>
           </m:r>
           <m:r>
             <m:rPr>
@@ -1640,7 +2069,10 @@
             <m:t xml:space="preserve">)</m:t>
           </m:r>
           <m:r>
-            <m:t xml:space="preserve">𝐯</m:t>
+            <m:rPr>
+              <m:sty m:val="b"/>
+            </m:rPr>
+            <m:t xml:space="preserve">v</m:t>
           </m:r>
           <m:r>
             <m:rPr>
@@ -1659,6 +2091,111 @@
           <w:numId w:val="2"/>
         </w:numPr>
       </w:pPr>
+      <w:r>
+        <w:t xml:space="preserve">Prove that </w:t>
+      </w:r>
+      <m:oMath>
+        <m:r>
+          <m:rPr>
+            <m:sty m:val="b"/>
+          </m:rPr>
+          <m:t xml:space="preserve">u</m:t>
+        </m:r>
+      </m:oMath>
+      <w:r>
+        <w:t xml:space="preserve">, </w:t>
+      </w:r>
+      <m:oMath>
+        <m:r>
+          <m:rPr>
+            <m:sty m:val="b"/>
+          </m:rPr>
+          <m:t xml:space="preserve">v</m:t>
+        </m:r>
+      </m:oMath>
+      <w:r>
+        <w:t xml:space="preserve"> and </w:t>
+      </w:r>
+      <m:oMath>
+        <m:r>
+          <m:rPr>
+            <m:sty m:val="b"/>
+          </m:rPr>
+          <m:t xml:space="preserve">w</m:t>
+        </m:r>
+      </m:oMath>
+      <w:r>
+        <w:t xml:space="preserve"> are linearly independent if and only if </w:t>
+      </w:r>
+      <m:oMath>
+        <m:r>
+          <m:rPr>
+            <m:sty m:val="b"/>
+          </m:rPr>
+          <m:t xml:space="preserve">v</m:t>
+        </m:r>
+        <m:r>
+          <m:rPr>
+            <m:nor/>
+          </m:rPr>
+          <m:t xml:space="preserve">∧</m:t>
+        </m:r>
+        <m:r>
+          <m:rPr>
+            <m:sty m:val="b"/>
+          </m:rPr>
+          <m:t xml:space="preserve">w</m:t>
+        </m:r>
+      </m:oMath>
+      <w:r>
+        <w:t xml:space="preserve">, </w:t>
+      </w:r>
+      <m:oMath>
+        <m:r>
+          <m:rPr>
+            <m:sty m:val="b"/>
+          </m:rPr>
+          <m:t xml:space="preserve">w</m:t>
+        </m:r>
+        <m:r>
+          <m:rPr>
+            <m:nor/>
+          </m:rPr>
+          <m:t xml:space="preserve">∧</m:t>
+        </m:r>
+        <m:r>
+          <m:rPr>
+            <m:sty m:val="b"/>
+          </m:rPr>
+          <m:t xml:space="preserve">u</m:t>
+        </m:r>
+      </m:oMath>
+      <w:r>
+        <w:t xml:space="preserve">, and </w:t>
+      </w:r>
+      <m:oMath>
+        <m:r>
+          <m:rPr>
+            <m:sty m:val="b"/>
+          </m:rPr>
+          <m:t xml:space="preserve">u</m:t>
+        </m:r>
+        <m:r>
+          <m:rPr>
+            <m:nor/>
+          </m:rPr>
+          <m:t xml:space="preserve">∧</m:t>
+        </m:r>
+        <m:r>
+          <m:rPr>
+            <m:sty m:val="b"/>
+          </m:rPr>
+          <m:t xml:space="preserve">v</m:t>
+        </m:r>
+      </m:oMath>
+      <w:r>
+        <w:t xml:space="preserve"> are linearly independent.</w:t>
+      </w:r>
     </w:p>
     <w:p>
       <w:pPr>
@@ -1669,84 +2206,6 @@
         </w:numPr>
       </w:pPr>
       <w:r>
-        <w:t xml:space="preserve">Prove that </w:t>
-      </w:r>
-      <m:oMath>
-        <m:r>
-          <m:rPr>
-            <m:sty m:val="b"/>
-          </m:rPr>
-          <m:t xml:space="preserve">u</m:t>
-        </m:r>
-      </m:oMath>
-      <w:r>
-        <w:t xml:space="preserve">, </w:t>
-      </w:r>
-      <m:oMath>
-        <m:r>
-          <m:rPr>
-            <m:sty m:val="b"/>
-          </m:rPr>
-          <m:t xml:space="preserve">v</m:t>
-        </m:r>
-      </m:oMath>
-      <w:r>
-        <w:t xml:space="preserve"> and </w:t>
-      </w:r>
-      <m:oMath>
-        <m:r>
-          <m:rPr>
-            <m:sty m:val="b"/>
-          </m:rPr>
-          <m:t xml:space="preserve">w</m:t>
-        </m:r>
-      </m:oMath>
-      <w:r>
-        <w:t xml:space="preserve"> are linearly independent if and only if </w:t>
-      </w:r>
-      <m:oMath>
-        <m:r>
-          <m:t xml:space="preserve">𝐯</m:t>
-        </m:r>
-        <m:r>
-          <m:t xml:space="preserve">𝐰</m:t>
-        </m:r>
-      </m:oMath>
-      <w:r>
-        <w:t xml:space="preserve">, </w:t>
-      </w:r>
-      <m:oMath>
-        <m:r>
-          <m:t xml:space="preserve">𝐰</m:t>
-        </m:r>
-        <m:r>
-          <m:t xml:space="preserve">𝐮</m:t>
-        </m:r>
-      </m:oMath>
-      <w:r>
-        <w:t xml:space="preserve">, and </w:t>
-      </w:r>
-      <m:oMath>
-        <m:r>
-          <m:t xml:space="preserve">𝐮</m:t>
-        </m:r>
-        <m:r>
-          <m:t xml:space="preserve">𝐯</m:t>
-        </m:r>
-      </m:oMath>
-      <w:r>
-        <w:t xml:space="preserve"> are linearly independent.</w:t>
-      </w:r>
-    </w:p>
-    <w:p>
-      <w:pPr>
-        <w:pStyle w:val="Normal"/>
-        <w:numPr>
-          <w:ilvl w:val="1"/>
-          <w:numId w:val="2"/>
-        </w:numPr>
-      </w:pPr>
-      <w:r>
         <w:t xml:space="preserve">Suppose that </w:t>
       </w:r>
       <m:oMath>
@@ -1898,7 +2357,10 @@
       <m:oMathPara>
         <m:oMath>
           <m:r>
-            <m:t xml:space="preserve">𝐫</m:t>
+            <m:rPr>
+              <m:sty m:val="b"/>
+            </m:rPr>
+            <m:t xml:space="preserve">r</m:t>
           </m:r>
           <m:r>
             <m:rPr>
@@ -1907,13 +2369,28 @@
             <m:t xml:space="preserve">=</m:t>
           </m:r>
           <m:r>
+            <m:rPr>
+              <m:nor/>
+            </m:rPr>
             <m:t xml:space="preserve">α</m:t>
           </m:r>
           <m:r>
-            <m:t xml:space="preserve">𝐯</m:t>
-          </m:r>
-          <m:r>
-            <m:t xml:space="preserve">𝐰</m:t>
+            <m:rPr>
+              <m:sty m:val="b"/>
+            </m:rPr>
+            <m:t xml:space="preserve">v</m:t>
+          </m:r>
+          <m:r>
+            <m:rPr>
+              <m:nor/>
+            </m:rPr>
+            <m:t xml:space="preserve">∧</m:t>
+          </m:r>
+          <m:r>
+            <m:rPr>
+              <m:sty m:val="b"/>
+            </m:rPr>
+            <m:t xml:space="preserve">w</m:t>
           </m:r>
           <m:r>
             <m:rPr>
@@ -1922,13 +2399,28 @@
             <m:t xml:space="preserve">+</m:t>
           </m:r>
           <m:r>
+            <m:rPr>
+              <m:nor/>
+            </m:rPr>
             <m:t xml:space="preserve">β</m:t>
           </m:r>
           <m:r>
-            <m:t xml:space="preserve">𝐰</m:t>
-          </m:r>
-          <m:r>
-            <m:t xml:space="preserve">𝐮</m:t>
+            <m:rPr>
+              <m:sty m:val="b"/>
+            </m:rPr>
+            <m:t xml:space="preserve">w</m:t>
+          </m:r>
+          <m:r>
+            <m:rPr>
+              <m:nor/>
+            </m:rPr>
+            <m:t xml:space="preserve">∧</m:t>
+          </m:r>
+          <m:r>
+            <m:rPr>
+              <m:sty m:val="b"/>
+            </m:rPr>
+            <m:t xml:space="preserve">u</m:t>
           </m:r>
           <m:r>
             <m:rPr>
@@ -1937,13 +2429,28 @@
             <m:t xml:space="preserve">+</m:t>
           </m:r>
           <m:r>
+            <m:rPr>
+              <m:nor/>
+            </m:rPr>
             <m:t xml:space="preserve">γ</m:t>
           </m:r>
           <m:r>
-            <m:t xml:space="preserve">𝐮</m:t>
-          </m:r>
-          <m:r>
-            <m:t xml:space="preserve">𝐯</m:t>
+            <m:rPr>
+              <m:sty m:val="b"/>
+            </m:rPr>
+            <m:t xml:space="preserve">u</m:t>
+          </m:r>
+          <m:r>
+            <m:rPr>
+              <m:nor/>
+            </m:rPr>
+            <m:t xml:space="preserve">∧</m:t>
+          </m:r>
+          <m:r>
+            <m:rPr>
+              <m:sty m:val="b"/>
+            </m:rPr>
+            <m:t xml:space="preserve">v</m:t>
           </m:r>
           <m:r>
             <m:rPr>
@@ -1953,15 +2460,6 @@
           </m:r>
         </m:oMath>
       </m:oMathPara>
-    </w:p>
-    <w:p>
-      <w:pPr>
-        <w:pStyle w:val="Normal"/>
-        <w:ind w:left="360"/>
-      </w:pPr>
-      <w:r>
-        <w:t xml:space="preserve">The solution would go here</w:t>
-      </w:r>
     </w:p>
     <w:sectPr>
       <w:pgSz w:w="12240" w:h="15840"/>
